--- a/assets/Mashuk_Elahi_Resume_Marine_Offshore_rev4.docx
+++ b/assets/Mashuk_Elahi_Resume_Marine_Offshore_rev4.docx
@@ -31,7 +31,7 @@
           <w:color w:val="2E5E8C"/>
           <w:sz w:val="22"/>
         </w:rPr>
-        <w:t>Senior Marine Electrical Engineer | Hybrid Power, Offshore &amp; Vessel Electrification</w:t>
+        <w:t>Marine &amp; Offshore Electrical Engineer | Hybrid Power, Vessel Electrification &amp; Engineering Digitalisation</w:t>
       </w:r>
     </w:p>
     <w:p>
@@ -111,7 +111,7 @@
           <w:i w:val="0"/>
           <w:sz w:val="21"/>
         </w:rPr>
-        <w:t>Senior Marine Electrical Engineer with 16 years of experience delivering low-voltage / medium-voltage / high-voltage (LV/MV/HV) power systems for offshore assets, vessel newbuilds, offshore-wind applications and hybrid-electric vessels. Specialised in power distribution, class-compliant electrical design, MV 11 kV protection, battery energy storage system (BESS) integration, power-management systems and commissioning through handover. Delivered first-pass approvals across ABS, BV, LR and DNV projects, including a hybrid-power architecture achieving up to 50% fuel reduction. Targeting senior marine, offshore-wind, vessel-electrification and hybrid-power roles across Singapore, Europe, the UAE and APAC.</w:t>
+        <w:t>Marine electrical engineer with 16 years of experience delivering low-voltage / medium-voltage / high-voltage (LV/MV/HV) power systems for offshore assets, vessel newbuilds, offshore-wind applications and hybrid-electric vessels. Specialised in power distribution, class-compliant electrical design, MV 11 kV protection, battery energy storage system (BESS) integration, power-management systems and commissioning through handover. Delivered first-pass approvals across ABS, BV, LR and DNV projects, including a hybrid-power architecture achieving up to 50% fuel reduction. Targeting senior marine, offshore, vessel-electrification and hybrid-power roles across Singapore, Europe, the UAE and APAC.</w:t>
       </w:r>
     </w:p>
     <w:p>
@@ -363,6 +363,20 @@
           <w:sz w:val="21"/>
         </w:rPr>
         <w:t>Led BMS-to-power-management-system interface work and Factory Acceptance Testing (FAT) through to class-compliant handover.</w:t>
+      </w:r>
+    </w:p>
+    <w:p>
+      <w:pPr>
+        <w:pStyle w:val="ListBullet"/>
+        <w:spacing w:after="40" w:before="0"/>
+        <w:ind w:left="360" w:hanging="230"/>
+      </w:pPr>
+      <w:r>
+        <w:rPr>
+          <w:rFonts w:ascii="Calibri" w:hAnsi="Calibri"/>
+          <w:sz w:val="21"/>
+        </w:rPr>
+        <w:t>Automated single-line diagram generation, load lists, cable schedules and alarm-list production with Python, AI agents and AutoCAD Electrical scripting, keeping drawings and schedules consistent across revisions.</w:t>
       </w:r>
     </w:p>
     <w:p>

--- a/assets/Mashuk_Elahi_Resume_Marine_Offshore_rev4.docx
+++ b/assets/Mashuk_Elahi_Resume_Marine_Offshore_rev4.docx
@@ -742,7 +742,7 @@
           <w:rFonts w:ascii="Calibri" w:hAnsi="Calibri"/>
           <w:sz w:val="21"/>
         </w:rPr>
-        <w:t>MSc Digital Transformation — London Metropolitan University, UK — Mar 2026</w:t>
+        <w:t>MSc Digital Transformation — London Metropolitan University, UK — Apr 2026</w:t>
       </w:r>
     </w:p>
     <w:p>

--- a/assets/Mashuk_Elahi_Resume_Marine_Offshore_rev4.docx
+++ b/assets/Mashuk_Elahi_Resume_Marine_Offshore_rev4.docx
@@ -111,7 +111,7 @@
           <w:i w:val="0"/>
           <w:sz w:val="21"/>
         </w:rPr>
-        <w:t>Marine electrical engineer with 16 years of experience delivering low-voltage / medium-voltage / high-voltage (LV/MV/HV) power systems for offshore assets, vessel newbuilds, offshore-wind applications and hybrid-electric vessels. Specialised in power distribution, class-compliant electrical design, MV 11 kV protection, battery energy storage system (BESS) integration, power-management systems and commissioning through handover. Delivered first-pass approvals across ABS, BV, LR and DNV projects, including a hybrid-power architecture achieving up to 50% fuel reduction. Targeting senior marine, offshore, vessel-electrification and hybrid-power roles across Singapore, Europe, the UAE and APAC.</w:t>
+        <w:t>Marine electrical engineer with 16 years delivering LV/MV/HV power systems for vessel newbuilds, offshore assets and offshore-wind applications, now focused on hybrid-electric vessel power. Specialises in class-compliant electrical design, MV 11 kV protection, SLDs and cable schedules, BESS and power-management-system integration, and commissioning through handover under ABS, BV, LR and DNV. Currently delivering a hybrid-power architecture for a vessel newbuild, cutting fuel draw by up to 50% at low load.</w:t>
       </w:r>
     </w:p>
     <w:p>
@@ -390,7 +390,7 @@
           <w:color w:val="1F3864"/>
           <w:sz w:val="21"/>
         </w:rPr>
-        <w:t>Senior Project Engineer | Critical-Power &amp; Prefabrication (Transferable)</w:t>
+        <w:t>Senior Project Engineer | Critical-Power Systems &amp; Prefabrication</w:t>
       </w:r>
     </w:p>
     <w:p>
@@ -605,96 +605,6 @@
           <w:sz w:val="21"/>
         </w:rPr>
         <w:t>Supported electrical installation, testing and commissioning activities on vessel newbuild projects, assisting senior engineers with equipment energisation and documentation.</w:t>
-      </w:r>
-    </w:p>
-    <w:p>
-      <w:pPr>
-        <w:spacing w:after="60" w:before="180"/>
-        <w:pBdr>
-          <w:bottom w:val="single" w:sz="8" w:space="2" w:color="1F3864"/>
-        </w:pBdr>
-      </w:pPr>
-      <w:r>
-        <w:rPr>
-          <w:rFonts w:ascii="Calibri" w:hAnsi="Calibri"/>
-          <w:b/>
-          <w:i w:val="0"/>
-          <w:caps/>
-          <w:color w:val="1F3864"/>
-          <w:sz w:val="23"/>
-          <w:spacing w:val="20"/>
-        </w:rPr>
-        <w:t>Selected Achievements</w:t>
-      </w:r>
-    </w:p>
-    <w:p>
-      <w:pPr>
-        <w:pStyle w:val="ListBullet"/>
-        <w:spacing w:after="40" w:before="0"/>
-        <w:ind w:left="360" w:hanging="230"/>
-      </w:pPr>
-      <w:r>
-        <w:rPr>
-          <w:rFonts w:ascii="Calibri" w:hAnsi="Calibri"/>
-          <w:sz w:val="21"/>
-        </w:rPr>
-        <w:t>Secured first-pass approval from four independent certification bodies with zero rework on a 450 ekW multi-generator LV distribution design.</w:t>
-      </w:r>
-    </w:p>
-    <w:p>
-      <w:pPr>
-        <w:pStyle w:val="ListBullet"/>
-        <w:spacing w:after="40" w:before="0"/>
-        <w:ind w:left="360" w:hanging="230"/>
-      </w:pPr>
-      <w:r>
-        <w:rPr>
-          <w:rFonts w:ascii="Calibri" w:hAnsi="Calibri"/>
-          <w:sz w:val="21"/>
-        </w:rPr>
-        <w:t>Reduced fuel draw by up to 50% at low load by integrating a 72 kWh BESS into a hybrid-electric vessel power architecture.</w:t>
-      </w:r>
-    </w:p>
-    <w:p>
-      <w:pPr>
-        <w:pStyle w:val="ListBullet"/>
-        <w:spacing w:after="40" w:before="0"/>
-        <w:ind w:left="360" w:hanging="230"/>
-      </w:pPr>
-      <w:r>
-        <w:rPr>
-          <w:rFonts w:ascii="Calibri" w:hAnsi="Calibri"/>
-          <w:sz w:val="21"/>
-        </w:rPr>
-        <w:t>Energised an offshore-wind substation to full IEC 61850 protection-relay conformity with zero punch-list items at handover.</w:t>
-      </w:r>
-    </w:p>
-    <w:p>
-      <w:pPr>
-        <w:pStyle w:val="ListBullet"/>
-        <w:spacing w:after="40" w:before="0"/>
-        <w:ind w:left="360" w:hanging="230"/>
-      </w:pPr>
-      <w:r>
-        <w:rPr>
-          <w:rFonts w:ascii="Calibri" w:hAnsi="Calibri"/>
-          <w:sz w:val="21"/>
-        </w:rPr>
-        <w:t>Led MV 11 kV switchgear and ABB 800xA fire-and-gas commissioning through handover with crews of up to 100 personnel.</w:t>
-      </w:r>
-    </w:p>
-    <w:p>
-      <w:pPr>
-        <w:pStyle w:val="ListBullet"/>
-        <w:spacing w:after="40" w:before="0"/>
-        <w:ind w:left="360" w:hanging="230"/>
-      </w:pPr>
-      <w:r>
-        <w:rPr>
-          <w:rFonts w:ascii="Calibri" w:hAnsi="Calibri"/>
-          <w:sz w:val="21"/>
-        </w:rPr>
-        <w:t>Delivered Malaysia's first solar-wind autonomous remote-power installation, eliminating routine diesel-generator use.</w:t>
       </w:r>
     </w:p>
     <w:p>
